--- a/templates/empty/hzs_prper.docx
+++ b/templates/empty/hzs_prper.docx
@@ -13,35 +13,6 @@
           <w:lang w:val="en-US"/>
         </w:rPr>
       </w:pPr>
-      <w:r>
-        <w:rPr>
-          <w:bCs/>
-          <w:sz w:val="24"/>
-          <w:szCs w:val="24"/>
-          <w:lang w:val="uk-UA"/>
-        </w:rPr>
-        <w:t>{{</w:t>
-      </w:r>
-      <w:proofErr w:type="spellStart"/>
-      <w:r>
-        <w:rPr>
-          <w:bCs/>
-          <w:sz w:val="24"/>
-          <w:szCs w:val="24"/>
-          <w:lang w:val="uk-UA"/>
-        </w:rPr>
-        <w:t>order</w:t>
-      </w:r>
-      <w:proofErr w:type="spellEnd"/>
-      <w:r>
-        <w:rPr>
-          <w:bCs/>
-          <w:sz w:val="24"/>
-          <w:szCs w:val="24"/>
-          <w:lang w:val="uk-UA"/>
-        </w:rPr>
-        <w:t>}}</w:t>
-      </w:r>
     </w:p>
     <w:p>
       <w:pPr>
@@ -328,9 +299,16 @@
           <w:szCs w:val="24"/>
           <w:lang w:val="uk-UA"/>
         </w:rPr>
-        <w:t>Спеціалізоване комунальне підприємство «</w:t>
-      </w:r>
-      <w:proofErr w:type="spellStart"/>
+        <w:t>Спеціалізоване комунальне підприємство «Харківзеленбуд» Харківської міської ради</w:t>
+      </w:r>
+      <w:r>
+        <w:rPr>
+          <w:sz w:val="24"/>
+          <w:szCs w:val="24"/>
+          <w:lang w:val="uk-UA"/>
+        </w:rPr>
+        <w:t xml:space="preserve">, надалі за текстом Балансоутримувач, в особі директора Черепанова Романа Ігоровича, який діє на підставі Статуту, приймає, а </w:t>
+      </w:r>
       <w:r>
         <w:rPr>
           <w:b/>
@@ -339,71 +317,6 @@
           <w:szCs w:val="24"/>
           <w:lang w:val="uk-UA"/>
         </w:rPr>
-        <w:t>Харківзеленбуд</w:t>
-      </w:r>
-      <w:proofErr w:type="spellEnd"/>
-      <w:r>
-        <w:rPr>
-          <w:b/>
-          <w:bCs/>
-          <w:sz w:val="24"/>
-          <w:szCs w:val="24"/>
-          <w:lang w:val="uk-UA"/>
-        </w:rPr>
-        <w:t>» Харківської міської ради</w:t>
-      </w:r>
-      <w:r>
-        <w:rPr>
-          <w:sz w:val="24"/>
-          <w:szCs w:val="24"/>
-          <w:lang w:val="uk-UA"/>
-        </w:rPr>
-        <w:t xml:space="preserve">, надалі за текстом </w:t>
-      </w:r>
-      <w:proofErr w:type="spellStart"/>
-      <w:r>
-        <w:rPr>
-          <w:sz w:val="24"/>
-          <w:szCs w:val="24"/>
-          <w:lang w:val="uk-UA"/>
-        </w:rPr>
-        <w:t>Балансоутримувач</w:t>
-      </w:r>
-      <w:proofErr w:type="spellEnd"/>
-      <w:r>
-        <w:rPr>
-          <w:sz w:val="24"/>
-          <w:szCs w:val="24"/>
-          <w:lang w:val="uk-UA"/>
-        </w:rPr>
-        <w:t xml:space="preserve">, в особі директора </w:t>
-      </w:r>
-      <w:proofErr w:type="spellStart"/>
-      <w:r>
-        <w:rPr>
-          <w:sz w:val="24"/>
-          <w:szCs w:val="24"/>
-          <w:lang w:val="uk-UA"/>
-        </w:rPr>
-        <w:t>Черепанова</w:t>
-      </w:r>
-      <w:proofErr w:type="spellEnd"/>
-      <w:r>
-        <w:rPr>
-          <w:sz w:val="24"/>
-          <w:szCs w:val="24"/>
-          <w:lang w:val="uk-UA"/>
-        </w:rPr>
-        <w:t xml:space="preserve"> Романа Ігоровича, який діє на підставі Статуту, приймає, а </w:t>
-      </w:r>
-      <w:r>
-        <w:rPr>
-          <w:b/>
-          <w:bCs/>
-          <w:sz w:val="24"/>
-          <w:szCs w:val="24"/>
-          <w:lang w:val="uk-UA"/>
-        </w:rPr>
         <w:t>КОМУНАЛЬНЕ ПІДПРИЄМСТВО «ХАРКІВСЬКІ ТЕПЛОВІ МЕРЕЖІ»</w:t>
       </w:r>
       <w:r>
@@ -412,59 +325,7 @@
           <w:szCs w:val="24"/>
           <w:lang w:val="uk-UA"/>
         </w:rPr>
-        <w:t xml:space="preserve">, надалі за текстом Замовник, в особі заступника начальника філії з питань водопостачання </w:t>
-      </w:r>
-      <w:proofErr w:type="spellStart"/>
-      <w:r>
-        <w:rPr>
-          <w:sz w:val="24"/>
-          <w:szCs w:val="24"/>
-          <w:lang w:val="uk-UA"/>
-        </w:rPr>
-        <w:t>Салтівської</w:t>
-      </w:r>
-      <w:proofErr w:type="spellEnd"/>
-      <w:r>
-        <w:rPr>
-          <w:sz w:val="24"/>
-          <w:szCs w:val="24"/>
-          <w:lang w:val="uk-UA"/>
-        </w:rPr>
-        <w:t xml:space="preserve"> філії </w:t>
-      </w:r>
-      <w:proofErr w:type="spellStart"/>
-      <w:r>
-        <w:rPr>
-          <w:sz w:val="24"/>
-          <w:szCs w:val="24"/>
-          <w:lang w:val="uk-UA"/>
-        </w:rPr>
-        <w:t>Вячеслава</w:t>
-      </w:r>
-      <w:proofErr w:type="spellEnd"/>
-      <w:r>
-        <w:rPr>
-          <w:sz w:val="24"/>
-          <w:szCs w:val="24"/>
-          <w:lang w:val="uk-UA"/>
-        </w:rPr>
-        <w:t xml:space="preserve"> ГЛУЩЕНКА, діє на підставі довіреності № 01-66/10174/224 від 05.12.2025</w:t>
-      </w:r>
-      <w:r>
-        <w:rPr>
-          <w:sz w:val="24"/>
-          <w:szCs w:val="24"/>
-          <w:lang w:val="uk-UA"/>
-        </w:rPr>
-        <w:t xml:space="preserve"> </w:t>
-      </w:r>
-      <w:r>
-        <w:rPr>
-          <w:sz w:val="24"/>
-          <w:szCs w:val="24"/>
-          <w:lang w:val="uk-UA"/>
-        </w:rPr>
-        <w:t xml:space="preserve">р., передає виконані роботи з відновлення </w:t>
+        <w:t xml:space="preserve">, надалі за текстом Замовник, в особі заступника начальника філії з питань водопостачання Салтівської філії Вячеслава ГЛУЩЕНКА, діє на підставі довіреності № 01-66/10174/224 від 05.12.2025 р., передає виконані роботи з відновлення </w:t>
       </w:r>
       <w:r>
         <w:rPr>
@@ -541,14 +402,14 @@
       <w:tblPr>
         <w:tblW w:w="0" w:type="auto"/>
         <w:tblBorders>
-          <w:top w:val="single" w:sz="4" w:space="0" w:color="000000" w:themeColor="text1"/>
-          <w:left w:val="single" w:sz="4" w:space="0" w:color="000000" w:themeColor="text1"/>
-          <w:bottom w:val="single" w:sz="4" w:space="0" w:color="000000" w:themeColor="text1"/>
-          <w:right w:val="single" w:sz="4" w:space="0" w:color="000000" w:themeColor="text1"/>
-          <w:insideH w:val="single" w:sz="4" w:space="0" w:color="000000" w:themeColor="text1"/>
-          <w:insideV w:val="single" w:sz="4" w:space="0" w:color="000000" w:themeColor="text1"/>
+          <w:top w:val="single" w:sz="4" w:space="0" w:color="000000"/>
+          <w:left w:val="single" w:sz="4" w:space="0" w:color="000000"/>
+          <w:bottom w:val="single" w:sz="4" w:space="0" w:color="000000"/>
+          <w:right w:val="single" w:sz="4" w:space="0" w:color="000000"/>
+          <w:insideH w:val="single" w:sz="4" w:space="0" w:color="000000"/>
+          <w:insideV w:val="single" w:sz="4" w:space="0" w:color="000000"/>
         </w:tblBorders>
-        <w:tblLook w:val="04A0"/>
+        <w:tblLook w:val="00A0"/>
       </w:tblPr>
       <w:tblGrid>
         <w:gridCol w:w="10215"/>
@@ -558,9 +419,9 @@
           <w:tcPr>
             <w:tcW w:w="10421" w:type="dxa"/>
             <w:tcBorders>
-              <w:top w:val="single" w:sz="4" w:space="0" w:color="FFFFFF" w:themeColor="background1"/>
-              <w:left w:val="single" w:sz="4" w:space="0" w:color="FFFFFF" w:themeColor="background1"/>
-              <w:right w:val="single" w:sz="4" w:space="0" w:color="FFFFFF" w:themeColor="background1"/>
+              <w:top w:val="single" w:sz="4" w:space="0" w:color="FFFFFF"/>
+              <w:left w:val="single" w:sz="4" w:space="0" w:color="FFFFFF"/>
+              <w:right w:val="single" w:sz="4" w:space="0" w:color="FFFFFF"/>
             </w:tcBorders>
             <w:tcMar>
               <w:left w:w="0" w:type="dxa"/>
@@ -655,14 +516,14 @@
       <w:tblPr>
         <w:tblW w:w="0" w:type="auto"/>
         <w:tblBorders>
-          <w:top w:val="single" w:sz="4" w:space="0" w:color="000000" w:themeColor="text1"/>
-          <w:left w:val="single" w:sz="4" w:space="0" w:color="000000" w:themeColor="text1"/>
-          <w:bottom w:val="single" w:sz="4" w:space="0" w:color="000000" w:themeColor="text1"/>
-          <w:right w:val="single" w:sz="4" w:space="0" w:color="000000" w:themeColor="text1"/>
-          <w:insideH w:val="single" w:sz="4" w:space="0" w:color="000000" w:themeColor="text1"/>
-          <w:insideV w:val="single" w:sz="4" w:space="0" w:color="000000" w:themeColor="text1"/>
+          <w:top w:val="single" w:sz="4" w:space="0" w:color="000000"/>
+          <w:left w:val="single" w:sz="4" w:space="0" w:color="000000"/>
+          <w:bottom w:val="single" w:sz="4" w:space="0" w:color="000000"/>
+          <w:right w:val="single" w:sz="4" w:space="0" w:color="000000"/>
+          <w:insideH w:val="single" w:sz="4" w:space="0" w:color="000000"/>
+          <w:insideV w:val="single" w:sz="4" w:space="0" w:color="000000"/>
         </w:tblBorders>
-        <w:tblLook w:val="04A0"/>
+        <w:tblLook w:val="00A0"/>
       </w:tblPr>
       <w:tblGrid>
         <w:gridCol w:w="10215"/>
@@ -672,9 +533,9 @@
           <w:tcPr>
             <w:tcW w:w="10215" w:type="dxa"/>
             <w:tcBorders>
-              <w:top w:val="single" w:sz="4" w:space="0" w:color="FFFFFF" w:themeColor="background1"/>
-              <w:left w:val="single" w:sz="4" w:space="0" w:color="FFFFFF" w:themeColor="background1"/>
-              <w:right w:val="single" w:sz="4" w:space="0" w:color="FFFFFF" w:themeColor="background1"/>
+              <w:top w:val="single" w:sz="4" w:space="0" w:color="FFFFFF"/>
+              <w:left w:val="single" w:sz="4" w:space="0" w:color="FFFFFF"/>
+              <w:right w:val="single" w:sz="4" w:space="0" w:color="FFFFFF"/>
             </w:tcBorders>
             <w:tcMar>
               <w:left w:w="0" w:type="dxa"/>
@@ -711,14 +572,14 @@
       <w:tblPr>
         <w:tblW w:w="0" w:type="auto"/>
         <w:tblBorders>
-          <w:top w:val="single" w:sz="4" w:space="0" w:color="000000" w:themeColor="text1"/>
-          <w:left w:val="single" w:sz="4" w:space="0" w:color="000000" w:themeColor="text1"/>
-          <w:bottom w:val="single" w:sz="4" w:space="0" w:color="000000" w:themeColor="text1"/>
-          <w:right w:val="single" w:sz="4" w:space="0" w:color="000000" w:themeColor="text1"/>
-          <w:insideH w:val="single" w:sz="4" w:space="0" w:color="000000" w:themeColor="text1"/>
-          <w:insideV w:val="single" w:sz="4" w:space="0" w:color="000000" w:themeColor="text1"/>
+          <w:top w:val="single" w:sz="4" w:space="0" w:color="000000"/>
+          <w:left w:val="single" w:sz="4" w:space="0" w:color="000000"/>
+          <w:bottom w:val="single" w:sz="4" w:space="0" w:color="000000"/>
+          <w:right w:val="single" w:sz="4" w:space="0" w:color="000000"/>
+          <w:insideH w:val="single" w:sz="4" w:space="0" w:color="000000"/>
+          <w:insideV w:val="single" w:sz="4" w:space="0" w:color="000000"/>
         </w:tblBorders>
-        <w:tblLook w:val="04A0"/>
+        <w:tblLook w:val="00A0"/>
       </w:tblPr>
       <w:tblGrid>
         <w:gridCol w:w="10215"/>
@@ -728,10 +589,10 @@
           <w:tcPr>
             <w:tcW w:w="10215" w:type="dxa"/>
             <w:tcBorders>
-              <w:top w:val="single" w:sz="4" w:space="0" w:color="FFFFFF" w:themeColor="background1"/>
-              <w:left w:val="single" w:sz="4" w:space="0" w:color="FFFFFF" w:themeColor="background1"/>
-              <w:bottom w:val="single" w:sz="4" w:space="0" w:color="FFFFFF" w:themeColor="background1"/>
-              <w:right w:val="single" w:sz="4" w:space="0" w:color="FFFFFF" w:themeColor="background1"/>
+              <w:top w:val="single" w:sz="4" w:space="0" w:color="FFFFFF"/>
+              <w:left w:val="single" w:sz="4" w:space="0" w:color="FFFFFF"/>
+              <w:bottom w:val="single" w:sz="4" w:space="0" w:color="FFFFFF"/>
+              <w:right w:val="single" w:sz="4" w:space="0" w:color="FFFFFF"/>
             </w:tcBorders>
             <w:tcMar>
               <w:left w:w="0" w:type="dxa"/>
@@ -765,9 +626,9 @@
           <w:tcPr>
             <w:tcW w:w="10215" w:type="dxa"/>
             <w:tcBorders>
-              <w:top w:val="single" w:sz="4" w:space="0" w:color="FFFFFF" w:themeColor="background1"/>
-              <w:left w:val="single" w:sz="4" w:space="0" w:color="FFFFFF" w:themeColor="background1"/>
-              <w:right w:val="single" w:sz="4" w:space="0" w:color="FFFFFF" w:themeColor="background1"/>
+              <w:top w:val="single" w:sz="4" w:space="0" w:color="FFFFFF"/>
+              <w:left w:val="single" w:sz="4" w:space="0" w:color="FFFFFF"/>
+              <w:right w:val="single" w:sz="4" w:space="0" w:color="FFFFFF"/>
             </w:tcBorders>
             <w:tcMar>
               <w:left w:w="0" w:type="dxa"/>
@@ -829,14 +690,14 @@
       <w:tblPr>
         <w:tblW w:w="0" w:type="auto"/>
         <w:tblBorders>
-          <w:top w:val="single" w:sz="4" w:space="0" w:color="000000" w:themeColor="text1"/>
-          <w:left w:val="single" w:sz="4" w:space="0" w:color="000000" w:themeColor="text1"/>
-          <w:bottom w:val="single" w:sz="4" w:space="0" w:color="000000" w:themeColor="text1"/>
-          <w:right w:val="single" w:sz="4" w:space="0" w:color="000000" w:themeColor="text1"/>
-          <w:insideH w:val="single" w:sz="4" w:space="0" w:color="000000" w:themeColor="text1"/>
-          <w:insideV w:val="single" w:sz="4" w:space="0" w:color="000000" w:themeColor="text1"/>
+          <w:top w:val="single" w:sz="4" w:space="0" w:color="000000"/>
+          <w:left w:val="single" w:sz="4" w:space="0" w:color="000000"/>
+          <w:bottom w:val="single" w:sz="4" w:space="0" w:color="000000"/>
+          <w:right w:val="single" w:sz="4" w:space="0" w:color="000000"/>
+          <w:insideH w:val="single" w:sz="4" w:space="0" w:color="000000"/>
+          <w:insideV w:val="single" w:sz="4" w:space="0" w:color="000000"/>
         </w:tblBorders>
-        <w:tblLook w:val="04A0"/>
+        <w:tblLook w:val="00A0"/>
       </w:tblPr>
       <w:tblGrid>
         <w:gridCol w:w="3403"/>
@@ -850,7 +711,7 @@
         <w:tc>
           <w:tcPr>
             <w:tcW w:w="3403" w:type="dxa"/>
-            <w:shd w:val="clear" w:color="auto" w:fill="FFFFFF" w:themeFill="background1"/>
+            <w:shd w:val="clear" w:color="auto" w:fill="FFFFFF"/>
             <w:tcMar>
               <w:left w:w="0" w:type="dxa"/>
               <w:right w:w="0" w:type="dxa"/>
@@ -879,7 +740,7 @@
         <w:tc>
           <w:tcPr>
             <w:tcW w:w="3404" w:type="dxa"/>
-            <w:shd w:val="clear" w:color="auto" w:fill="FFFFFF" w:themeFill="background1"/>
+            <w:shd w:val="clear" w:color="auto" w:fill="FFFFFF"/>
             <w:vAlign w:val="center"/>
           </w:tcPr>
           <w:p>
@@ -912,7 +773,7 @@
         <w:tc>
           <w:tcPr>
             <w:tcW w:w="3404" w:type="dxa"/>
-            <w:shd w:val="clear" w:color="auto" w:fill="FFFFFF" w:themeFill="background1"/>
+            <w:shd w:val="clear" w:color="auto" w:fill="FFFFFF"/>
             <w:vAlign w:val="center"/>
           </w:tcPr>
           <w:p>
@@ -1169,27 +1030,7 @@
           <w:szCs w:val="24"/>
           <w:lang w:val="uk-UA" w:eastAsia="ru-RU"/>
         </w:rPr>
-        <w:t xml:space="preserve">До цього Акту додається </w:t>
-      </w:r>
-      <w:proofErr w:type="spellStart"/>
-      <w:r>
-        <w:rPr>
-          <w:color w:val="auto"/>
-          <w:sz w:val="24"/>
-          <w:szCs w:val="24"/>
-          <w:lang w:val="uk-UA" w:eastAsia="ru-RU"/>
-        </w:rPr>
-        <w:t>фотофіксація</w:t>
-      </w:r>
-      <w:proofErr w:type="spellEnd"/>
-      <w:r>
-        <w:rPr>
-          <w:color w:val="auto"/>
-          <w:sz w:val="24"/>
-          <w:szCs w:val="24"/>
-          <w:lang w:val="uk-UA" w:eastAsia="ru-RU"/>
-        </w:rPr>
-        <w:t xml:space="preserve"> об’єкту благоустрою після проведення робіт з відновлення об’єкту благоустрою.</w:t>
+        <w:t>До цього Акту додається фотофіксація об’єкту благоустрою після проведення робіт з відновлення об’єкту благоустрою.</w:t>
       </w:r>
     </w:p>
     <w:p>
@@ -1265,18 +1106,18 @@
       <w:tblPr>
         <w:tblW w:w="0" w:type="auto"/>
         <w:tblBorders>
-          <w:top w:val="single" w:sz="4" w:space="0" w:color="000000" w:themeColor="text1"/>
-          <w:left w:val="single" w:sz="4" w:space="0" w:color="000000" w:themeColor="text1"/>
-          <w:bottom w:val="single" w:sz="4" w:space="0" w:color="000000" w:themeColor="text1"/>
-          <w:right w:val="single" w:sz="4" w:space="0" w:color="000000" w:themeColor="text1"/>
-          <w:insideH w:val="single" w:sz="4" w:space="0" w:color="000000" w:themeColor="text1"/>
-          <w:insideV w:val="single" w:sz="4" w:space="0" w:color="000000" w:themeColor="text1"/>
+          <w:top w:val="single" w:sz="4" w:space="0" w:color="000000"/>
+          <w:left w:val="single" w:sz="4" w:space="0" w:color="000000"/>
+          <w:bottom w:val="single" w:sz="4" w:space="0" w:color="000000"/>
+          <w:right w:val="single" w:sz="4" w:space="0" w:color="000000"/>
+          <w:insideH w:val="single" w:sz="4" w:space="0" w:color="000000"/>
+          <w:insideV w:val="single" w:sz="4" w:space="0" w:color="000000"/>
         </w:tblBorders>
-        <w:tblLook w:val="04A0"/>
+        <w:tblLook w:val="00A0"/>
       </w:tblPr>
       <w:tblGrid>
-        <w:gridCol w:w="5200"/>
-        <w:gridCol w:w="5118"/>
+        <w:gridCol w:w="5204"/>
+        <w:gridCol w:w="5114"/>
       </w:tblGrid>
       <w:tr>
         <w:tc>
@@ -1344,27 +1185,7 @@
                 <w:szCs w:val="24"/>
                 <w:lang w:val="uk-UA"/>
               </w:rPr>
-              <w:t>«</w:t>
-            </w:r>
-            <w:proofErr w:type="spellStart"/>
-            <w:r>
-              <w:rPr>
-                <w:b/>
-                <w:sz w:val="24"/>
-                <w:szCs w:val="24"/>
-                <w:lang w:val="uk-UA"/>
-              </w:rPr>
-              <w:t>Харківзеленбуд</w:t>
-            </w:r>
-            <w:proofErr w:type="spellEnd"/>
-            <w:r>
-              <w:rPr>
-                <w:b/>
-                <w:sz w:val="24"/>
-                <w:szCs w:val="24"/>
-                <w:lang w:val="uk-UA"/>
-              </w:rPr>
-              <w:t>» Харківської міської Ради</w:t>
+              <w:t>«Харківзеленбуд» Харківської міської Ради</w:t>
             </w:r>
           </w:p>
           <w:p>
@@ -1636,25 +1457,7 @@
                 <w:szCs w:val="24"/>
                 <w:lang w:val="uk-UA"/>
               </w:rPr>
-              <w:t xml:space="preserve">водопостачання </w:t>
-            </w:r>
-            <w:proofErr w:type="spellStart"/>
-            <w:r>
-              <w:rPr>
-                <w:sz w:val="24"/>
-                <w:szCs w:val="24"/>
-                <w:lang w:val="uk-UA"/>
-              </w:rPr>
-              <w:t>Салтівської</w:t>
-            </w:r>
-            <w:proofErr w:type="spellEnd"/>
-            <w:r>
-              <w:rPr>
-                <w:sz w:val="24"/>
-                <w:szCs w:val="24"/>
-                <w:lang w:val="uk-UA"/>
-              </w:rPr>
-              <w:t xml:space="preserve"> філії</w:t>
+              <w:t>водопостачання Салтівської філії</w:t>
             </w:r>
           </w:p>
           <w:p>
@@ -1682,25 +1485,7 @@
                 <w:szCs w:val="24"/>
                 <w:lang w:val="uk-UA"/>
               </w:rPr>
-              <w:t xml:space="preserve">___________________ </w:t>
-            </w:r>
-            <w:proofErr w:type="spellStart"/>
-            <w:r>
-              <w:rPr>
-                <w:sz w:val="24"/>
-                <w:szCs w:val="24"/>
-                <w:lang w:val="uk-UA"/>
-              </w:rPr>
-              <w:t>Вячеслав</w:t>
-            </w:r>
-            <w:proofErr w:type="spellEnd"/>
-            <w:r>
-              <w:rPr>
-                <w:sz w:val="24"/>
-                <w:szCs w:val="24"/>
-                <w:lang w:val="uk-UA"/>
-              </w:rPr>
-              <w:t xml:space="preserve"> ГЛУЩЕНКО</w:t>
+              <w:t>___________________ Вячеслав ГЛУЩЕНКО</w:t>
             </w:r>
           </w:p>
         </w:tc>
@@ -1746,6 +1531,8 @@
     <w:rPrDefault>
       <w:rPr>
         <w:rFonts w:ascii="Calibri" w:eastAsia="Calibri" w:hAnsi="Calibri" w:cs="Times New Roman"/>
+        <w:sz w:val="22"/>
+        <w:szCs w:val="22"/>
         <w:lang w:val="ru-RU" w:eastAsia="ru-RU" w:bidi="ar-SA"/>
       </w:rPr>
     </w:rPrDefault>
@@ -1777,7 +1564,7 @@
     <w:lsdException w:name="Subtitle" w:locked="1" w:semiHidden="0" w:uiPriority="0" w:unhideWhenUsed="0" w:qFormat="1"/>
     <w:lsdException w:name="Strong" w:locked="1" w:semiHidden="0" w:uiPriority="0" w:unhideWhenUsed="0" w:qFormat="1"/>
     <w:lsdException w:name="Emphasis" w:locked="1" w:semiHidden="0" w:uiPriority="0" w:unhideWhenUsed="0" w:qFormat="1"/>
-    <w:lsdException w:name="Table Grid" w:locked="1" w:semiHidden="0" w:uiPriority="59" w:unhideWhenUsed="0"/>
+    <w:lsdException w:name="Table Grid" w:locked="1" w:semiHidden="0" w:uiPriority="0" w:unhideWhenUsed="0"/>
     <w:lsdException w:name="Placeholder Text" w:unhideWhenUsed="0"/>
     <w:lsdException w:name="No Spacing" w:semiHidden="0" w:uiPriority="1" w:unhideWhenUsed="0" w:qFormat="1"/>
     <w:lsdException w:name="Light Shading" w:semiHidden="0" w:uiPriority="60" w:unhideWhenUsed="0"/>
@@ -1890,7 +1677,7 @@
     <w:lsdException w:name="Bibliography" w:uiPriority="37"/>
     <w:lsdException w:name="TOC Heading" w:uiPriority="39" w:qFormat="1"/>
   </w:latentStyles>
-  <w:style w:type="paragraph" w:default="1" w:styleId="a">
+  <w:style w:type="paragraph" w:default="1" w:styleId="Normal">
     <w:name w:val="Normal"/>
     <w:qFormat/>
     <w:rsid w:val="001D625D"/>
@@ -1900,16 +1687,17 @@
     <w:rPr>
       <w:rFonts w:ascii="Times New Roman" w:eastAsia="Times New Roman" w:hAnsi="Times New Roman"/>
       <w:color w:val="000000"/>
+      <w:sz w:val="20"/>
+      <w:szCs w:val="20"/>
       <w:lang w:eastAsia="ar-SA"/>
     </w:rPr>
   </w:style>
-  <w:style w:type="character" w:default="1" w:styleId="a0">
+  <w:style w:type="character" w:default="1" w:styleId="DefaultParagraphFont">
     <w:name w:val="Default Paragraph Font"/>
-    <w:uiPriority w:val="1"/>
+    <w:uiPriority w:val="99"/>
     <w:semiHidden/>
-    <w:unhideWhenUsed/>
   </w:style>
-  <w:style w:type="table" w:default="1" w:styleId="a1">
+  <w:style w:type="table" w:default="1" w:styleId="TableNormal">
     <w:name w:val="Normal Table"/>
     <w:uiPriority w:val="99"/>
     <w:semiHidden/>
@@ -1925,19 +1713,21 @@
       </w:tblCellMar>
     </w:tblPr>
   </w:style>
-  <w:style w:type="numbering" w:default="1" w:styleId="a2">
+  <w:style w:type="numbering" w:default="1" w:styleId="NoList">
     <w:name w:val="No List"/>
     <w:uiPriority w:val="99"/>
     <w:semiHidden/>
     <w:unhideWhenUsed/>
   </w:style>
-  <w:style w:type="table" w:styleId="a3">
+  <w:style w:type="table" w:styleId="TableGrid">
     <w:name w:val="Table Grid"/>
-    <w:basedOn w:val="a1"/>
-    <w:uiPriority w:val="59"/>
+    <w:basedOn w:val="TableNormal"/>
+    <w:uiPriority w:val="99"/>
     <w:locked/>
     <w:rsid w:val="00A34672"/>
     <w:rPr>
+      <w:sz w:val="20"/>
+      <w:szCs w:val="20"/>
       <w:lang w:eastAsia="en-US"/>
     </w:rPr>
     <w:tblPr>
